--- a/04_distrib_data_storage_foundations/lab_amazon_s3/lab_instructions_amazon_s3.docx
+++ b/04_distrib_data_storage_foundations/lab_amazon_s3/lab_instructions_amazon_s3.docx
@@ -15,7 +15,7 @@
       </w:r>
       <w:r>
         <w:rPr/>
-        <w:t>7200 Distributed Computing</w:t>
+        <w:t>5110 Big Data Systems</w:t>
       </w:r>
       <w:r>
         <w:rPr/>
@@ -24,11 +24,18 @@
       </w:r>
       <w:r>
         <w:rPr/>
-        <w:t>October 7,</w:t>
-      </w:r>
-      <w:r>
-        <w:rPr/>
-        <w:t xml:space="preserve"> 2021</w:t>
+        <w:t>February 25</w:t>
+      </w:r>
+      <w:r>
+        <w:rPr/>
+        <w:t>, 202</w:t>
+      </w:r>
+      <w:r>
+        <w:rPr/>
+        <w:t>6</w:t>
+      </w:r>
+      <w:r>
+        <w:rPr/>
         <w:br/>
         <w:br/>
         <w:t xml:space="preserve">Assignment: Hosting a Static Website on Amazon S3 </w:t>
@@ -223,6 +230,7 @@
     <w:qFormat/>
     <w:pPr>
       <w:widowControl/>
+      <w:suppressAutoHyphens w:val="true"/>
       <w:bidi w:val="0"/>
       <w:spacing w:before="0" w:after="0"/>
       <w:jc w:val="left"/>
